--- a/Documents/System_Architecture_ChurnSight_v2_0.docx
+++ b/Documents/System_Architecture_ChurnSight_v2_0.docx
@@ -226,6 +226,29 @@
     </w:p>
     <w:p>
       <w:pPr>
+        <w:spacing w:after="40" w:before="40"/>
+      </w:pPr>
+      <w:r>
+        <w:rPr>
+          <w:b/>
+          <w:bCs/>
+          <w:color w:val="64748B"/>
+          <w:sz w:val="18"/>
+          <w:szCs w:val="18"/>
+        </w:rPr>
+        <w:t xml:space="preserve">Revised:  </w:t>
+      </w:r>
+      <w:r>
+        <w:rPr>
+          <w:color w:val="1E293B"/>
+          <w:sz w:val="18"/>
+          <w:szCs w:val="18"/>
+        </w:rPr>
+        <w:t xml:space="preserve">14 Oct 2026 — checked against the live code; see Change Log</w:t>
+      </w:r>
+    </w:p>
+    <w:p>
+      <w:pPr>
         <w:spacing w:before="80"/>
       </w:pPr>
     </w:p>
@@ -273,7 +296,7 @@
           <w:sz w:val="20"/>
           <w:szCs w:val="20"/>
         </w:rPr>
-        <w:t xml:space="preserve">ChurnSight v2.0 follows a three-tier web architecture: a React + Next.js frontend served as a static SPA, a Python Flask REST API backend, and cloud storage for model artefacts and customer data. All tiers are hosted on Railway. Firebase Authentication handles identity.</w:t>
+        <w:t xml:space="preserve">ChurnSight is a single-page web app built with Vite and plain JavaScript (Chart.js for charts), served by a Python Flask API. Application data lives in PostgreSQL; model artefacts are encrypted on a Railway volume. One Docker web service and one PostgreSQL service run on Railway (EU West). Firebase Authentication handles identity and Brevo sends email. A move to React is planned for Phase 6 but has not started.</w:t>
       </w:r>
     </w:p>
     <w:tbl>
@@ -337,7 +360,7 @@
                 <w:sz w:val="18"/>
                 <w:szCs w:val="18"/>
               </w:rPr>
-              <w:t xml:space="preserve">Client–Server SPA · REST API · Polling-based data refresh · Stateless backend · JWT-authenticated sessions via Firebase</w:t>
+              <w:t xml:space="preserve">Client–Server SPA · REST API · Durable job queue with embedded worker · Firebase ID token on every request · Row-level security per workspace</w:t>
             </w:r>
           </w:p>
         </w:tc>
@@ -542,7 +565,7 @@
                 <w:sz w:val="18"/>
                 <w:szCs w:val="18"/>
               </w:rPr>
-              <w:t xml:space="preserve">React 18, Next.js 14, Vite</w:t>
+              <w:t xml:space="preserve">Vite 8, plain JavaScript (ES modules), Chart.js 4</w:t>
             </w:r>
           </w:p>
         </w:tc>
@@ -564,7 +587,7 @@
                 <w:sz w:val="18"/>
                 <w:szCs w:val="18"/>
               </w:rPr>
-              <w:t xml:space="preserve">Railway (static)</w:t>
+              <w:t xml:space="preserve">Railway (built into the Docker image, served by Flask)</w:t>
             </w:r>
           </w:p>
         </w:tc>
@@ -722,7 +745,7 @@
                 <w:sz w:val="18"/>
                 <w:szCs w:val="18"/>
               </w:rPr>
-              <w:t xml:space="preserve">Python 3.11, Flask 3.x</w:t>
+              <w:t xml:space="preserve">Python 3.12, Flask 3.x, gunicorn</w:t>
             </w:r>
           </w:p>
         </w:tc>
@@ -744,7 +767,7 @@
                 <w:sz w:val="18"/>
                 <w:szCs w:val="18"/>
               </w:rPr>
-              <w:t xml:space="preserve">Railway (web service)</w:t>
+              <w:t xml:space="preserve">Railway (Docker web service)</w:t>
             </w:r>
           </w:p>
         </w:tc>
@@ -790,7 +813,7 @@
                 <w:sz w:val="18"/>
                 <w:szCs w:val="18"/>
               </w:rPr>
-              <w:t xml:space="preserve">ML Inference</w:t>
+              <w:t xml:space="preserve">ML Training &amp; Scoring</w:t>
             </w:r>
           </w:p>
         </w:tc>
@@ -812,7 +835,7 @@
                 <w:sz w:val="18"/>
                 <w:szCs w:val="18"/>
               </w:rPr>
-              <w:t xml:space="preserve">scikit-learn (Random Forest, Gradient Boosting, Logistic Regression)</w:t>
+              <w:t xml:space="preserve">scikit-learn: gradient boosting, logistic regression, random forest; best chosen by 3-fold CV PR-AUC; calibrated; saved with skops</w:t>
             </w:r>
           </w:p>
         </w:tc>
@@ -834,7 +857,7 @@
                 <w:sz w:val="18"/>
                 <w:szCs w:val="18"/>
               </w:rPr>
-              <w:t xml:space="preserve">In-process (Flask)</w:t>
+              <w:t xml:space="preserve">Background jobs (embedded worker)</w:t>
             </w:r>
           </w:p>
         </w:tc>
@@ -902,7 +925,7 @@
                 <w:sz w:val="18"/>
                 <w:szCs w:val="18"/>
               </w:rPr>
-              <w:t xml:space="preserve">Brevo HTTPS API; custom branded HTML mailer</w:t>
+              <w:t xml:space="preserve">Brevo HTTPS API (SMTP fallback); branded HTML mailer (api/churn/mailer.py)</w:t>
             </w:r>
           </w:p>
         </w:tc>
@@ -970,7 +993,7 @@
                 <w:sz w:val="18"/>
                 <w:szCs w:val="18"/>
               </w:rPr>
-              <w:t xml:space="preserve">Customer Dataset</w:t>
+              <w:t xml:space="preserve">Customers &amp; Scores</w:t>
             </w:r>
           </w:p>
         </w:tc>
@@ -992,7 +1015,7 @@
                 <w:sz w:val="18"/>
                 <w:szCs w:val="18"/>
               </w:rPr>
-              <w:t xml:space="preserve">CSV upload → in-memory pandas DataFrame</w:t>
+              <w:t xml:space="preserve">CSV upload or B2B tables → scored customers in PostgreSQL; personal-data columns excluded; attributes encrypted per field</w:t>
             </w:r>
           </w:p>
         </w:tc>
@@ -1014,7 +1037,7 @@
                 <w:sz w:val="18"/>
                 <w:szCs w:val="18"/>
               </w:rPr>
-              <w:t xml:space="preserve">Railway ephemeral</w:t>
+              <w:t xml:space="preserve">Railway PostgreSQL</w:t>
             </w:r>
           </w:p>
         </w:tc>
@@ -1060,7 +1083,7 @@
                 <w:sz w:val="18"/>
                 <w:szCs w:val="18"/>
               </w:rPr>
-              <w:t xml:space="preserve">Model Artefact</w:t>
+              <w:t xml:space="preserve">Model Artefacts</w:t>
             </w:r>
           </w:p>
         </w:tc>
@@ -1082,7 +1105,7 @@
                 <w:sz w:val="18"/>
                 <w:szCs w:val="18"/>
               </w:rPr>
-              <w:t xml:space="preserve">churn_model.pkl (scikit-learn pipeline)</w:t>
+              <w:t xml:space="preserve">Versioned per workspace (champion / challenger), encrypted</w:t>
             </w:r>
           </w:p>
         </w:tc>
@@ -1104,7 +1127,7 @@
                 <w:sz w:val="18"/>
                 <w:szCs w:val="18"/>
               </w:rPr>
-              <w:t xml:space="preserve">Railway volume</w:t>
+              <w:t xml:space="preserve">Railway volume (/data)</w:t>
             </w:r>
           </w:p>
         </w:tc>
@@ -1150,7 +1173,7 @@
                 <w:sz w:val="18"/>
                 <w:szCs w:val="18"/>
               </w:rPr>
-              <w:t xml:space="preserve">Cohort/Alert State</w:t>
+              <w:t xml:space="preserve">Alerts, Audit, Jobs, Usage</w:t>
             </w:r>
           </w:p>
         </w:tc>
@@ -1172,7 +1195,7 @@
                 <w:sz w:val="18"/>
                 <w:szCs w:val="18"/>
               </w:rPr>
-              <w:t xml:space="preserve">Derived from loaded DataFrame on each request</w:t>
+              <w:t xml:space="preserve">PostgreSQL tables with forced row-level security; audit log hash-chained</w:t>
             </w:r>
           </w:p>
         </w:tc>
@@ -1194,7 +1217,7 @@
                 <w:sz w:val="18"/>
                 <w:szCs w:val="18"/>
               </w:rPr>
-              <w:t xml:space="preserve">In-memory</w:t>
+              <w:t xml:space="preserve">Railway PostgreSQL</w:t>
             </w:r>
           </w:p>
         </w:tc>
@@ -1240,7 +1263,7 @@
                 <w:sz w:val="18"/>
                 <w:szCs w:val="18"/>
               </w:rPr>
-              <w:t xml:space="preserve">Identity</w:t>
+              <w:t xml:space="preserve">Identity &amp; Roles</w:t>
             </w:r>
           </w:p>
         </w:tc>
@@ -1262,7 +1285,7 @@
                 <w:sz w:val="18"/>
                 <w:szCs w:val="18"/>
               </w:rPr>
-              <w:t xml:space="preserve">Firebase Authentication (Email/Password + Google SSO)</w:t>
+              <w:t xml:space="preserve">Firebase Authentication (Email/Password + Google SSO); roles viewer &lt; analyst &lt; admin &lt; owner in our database</w:t>
             </w:r>
           </w:p>
         </w:tc>
@@ -1284,7 +1307,7 @@
                 <w:sz w:val="18"/>
                 <w:szCs w:val="18"/>
               </w:rPr>
-              <w:t xml:space="preserve">Firebase (SaaS)</w:t>
+              <w:t xml:space="preserve">Firebase (SaaS) + PostgreSQL</w:t>
             </w:r>
           </w:p>
         </w:tc>
@@ -1352,7 +1375,7 @@
                 <w:sz w:val="18"/>
                 <w:szCs w:val="18"/>
               </w:rPr>
-              <w:t xml:space="preserve">Railway paid plan; churnsight.up.railway.app</w:t>
+              <w:t xml:space="preserve">Railway Hobby plan, EU West; churnsight.up.railway.app; GitHub Actions CI</w:t>
             </w:r>
           </w:p>
         </w:tc>
@@ -1442,7 +1465,7 @@
                 <w:sz w:val="18"/>
                 <w:szCs w:val="18"/>
               </w:rPr>
-              <w:t xml:space="preserve">Password-protected /admin; role-gated SPA module</w:t>
+              <w:t xml:space="preserve">/admin (admin.html + src/admin-console.js): username + password sign-in, or Firebase admins listed in ADMIN_EMAILS</w:t>
             </w:r>
           </w:p>
         </w:tc>
@@ -1499,7 +1522,7 @@
           <w:sz w:val="22"/>
           <w:szCs w:val="22"/>
         </w:rPr>
-        <w:t xml:space="preserve">3.1 Existing Endpoints (v1.0)</w:t>
+        <w:t xml:space="preserve">3.1 Existing Endpoints (live, Oct 2026 — selection)</w:t>
       </w:r>
     </w:p>
     <w:tbl>
@@ -1685,7 +1708,7 @@
                 <w:sz w:val="18"/>
                 <w:szCs w:val="18"/>
               </w:rPr>
-              <w:t xml:space="preserve">Service health check</w:t>
+              <w:t xml:space="preserve">Liveness check</w:t>
             </w:r>
           </w:p>
         </w:tc>
@@ -1775,7 +1798,7 @@
                 <w:sz w:val="18"/>
                 <w:szCs w:val="18"/>
               </w:rPr>
-              <w:t xml:space="preserve">Detailed readiness (DB, storage, keys, email)</w:t>
+              <w:t xml:space="preserve">Readiness: database, schema, storage, keys</w:t>
             </w:r>
           </w:p>
         </w:tc>
@@ -1865,7 +1888,7 @@
                 <w:sz w:val="18"/>
                 <w:szCs w:val="18"/>
               </w:rPr>
-              <w:t xml:space="preserve">Upload CSV, train model</w:t>
+              <w:t xml:space="preserve">Upload CSV and start a training job</w:t>
             </w:r>
           </w:p>
         </w:tc>
@@ -1887,7 +1910,7 @@
                 <w:sz w:val="18"/>
                 <w:szCs w:val="18"/>
               </w:rPr>
-              <w:t xml:space="preserve">Yes</w:t>
+              <w:t xml:space="preserve">Yes (analyst)</w:t>
             </w:r>
           </w:p>
         </w:tc>
@@ -1933,7 +1956,7 @@
                 <w:sz w:val="18"/>
                 <w:szCs w:val="18"/>
               </w:rPr>
-              <w:t xml:space="preserve">/api/customers</w:t>
+              <w:t xml:space="preserve">/api/jobs/&lt;id&gt;</w:t>
             </w:r>
           </w:p>
         </w:tc>
@@ -1955,7 +1978,7 @@
                 <w:sz w:val="18"/>
                 <w:szCs w:val="18"/>
               </w:rPr>
-              <w:t xml:space="preserve">List customers with health scores</w:t>
+              <w:t xml:space="preserve">Job progress; POST …/cancel to cancel</w:t>
             </w:r>
           </w:p>
         </w:tc>
@@ -2023,7 +2046,7 @@
                 <w:sz w:val="18"/>
                 <w:szCs w:val="18"/>
               </w:rPr>
-              <w:t xml:space="preserve">/api/alerts</w:t>
+              <w:t xml:space="preserve">/api/customers</w:t>
             </w:r>
           </w:p>
         </w:tc>
@@ -2045,7 +2068,7 @@
                 <w:sz w:val="18"/>
                 <w:szCs w:val="18"/>
               </w:rPr>
-              <w:t xml:space="preserve">List active alerts</w:t>
+              <w:t xml:space="preserve">Customers paged, sorted and filtered in SQL</w:t>
             </w:r>
           </w:p>
         </w:tc>
@@ -2091,7 +2114,7 @@
                 <w:sz w:val="18"/>
                 <w:szCs w:val="18"/>
               </w:rPr>
-              <w:t xml:space="preserve">POST</w:t>
+              <w:t xml:space="preserve">GET</w:t>
             </w:r>
           </w:p>
         </w:tc>
@@ -2113,7 +2136,7 @@
                 <w:sz w:val="18"/>
                 <w:szCs w:val="18"/>
               </w:rPr>
-              <w:t xml:space="preserve">/api/auth/login</w:t>
+              <w:t xml:space="preserve">/api/alerts</w:t>
             </w:r>
           </w:p>
         </w:tc>
@@ -2135,7 +2158,7 @@
                 <w:sz w:val="18"/>
                 <w:szCs w:val="18"/>
               </w:rPr>
-              <w:t xml:space="preserve">Admin console login</w:t>
+              <w:t xml:space="preserve">Alerts; PATCH /api/alerts/&lt;id&gt; to acknowledge / resolve</w:t>
             </w:r>
           </w:p>
         </w:tc>
@@ -2157,7 +2180,7 @@
                 <w:sz w:val="18"/>
                 <w:szCs w:val="18"/>
               </w:rPr>
-              <w:t xml:space="preserve">No</w:t>
+              <w:t xml:space="preserve">Yes</w:t>
             </w:r>
           </w:p>
         </w:tc>
@@ -2203,7 +2226,7 @@
                 <w:sz w:val="18"/>
                 <w:szCs w:val="18"/>
               </w:rPr>
-              <w:t xml:space="preserve">/api/auth/invite</w:t>
+              <w:t xml:space="preserve">/api/invites</w:t>
             </w:r>
           </w:p>
         </w:tc>
@@ -2225,7 +2248,7 @@
                 <w:sz w:val="18"/>
                 <w:szCs w:val="18"/>
               </w:rPr>
-              <w:t xml:space="preserve">Create workspace invitation</w:t>
+              <w:t xml:space="preserve">Create a workspace invitation (emailed via Brevo)</w:t>
             </w:r>
           </w:p>
         </w:tc>
@@ -2247,7 +2270,7 @@
                 <w:sz w:val="18"/>
                 <w:szCs w:val="18"/>
               </w:rPr>
-              <w:t xml:space="preserve">Yes</w:t>
+              <w:t xml:space="preserve">Admin</w:t>
             </w:r>
           </w:p>
         </w:tc>
@@ -2315,7 +2338,7 @@
                 <w:sz w:val="18"/>
                 <w:szCs w:val="18"/>
               </w:rPr>
-              <w:t xml:space="preserve">Send password reset email (Brevo)</w:t>
+              <w:t xml:space="preserve">Send branded password-reset email (Brevo)</w:t>
             </w:r>
           </w:p>
         </w:tc>
@@ -2361,7 +2384,7 @@
                 <w:sz w:val="18"/>
                 <w:szCs w:val="18"/>
               </w:rPr>
-              <w:t xml:space="preserve">GET</w:t>
+              <w:t xml:space="preserve">POST</w:t>
             </w:r>
           </w:p>
         </w:tc>
@@ -2383,7 +2406,7 @@
                 <w:sz w:val="18"/>
                 <w:szCs w:val="18"/>
               </w:rPr>
-              <w:t xml:space="preserve">/api/usage</w:t>
+              <w:t xml:space="preserve">/api/admin/login</w:t>
             </w:r>
           </w:p>
         </w:tc>
@@ -2405,7 +2428,7 @@
                 <w:sz w:val="18"/>
                 <w:szCs w:val="18"/>
               </w:rPr>
-              <w:t xml:space="preserve">Per-workspace usage metrics</w:t>
+              <w:t xml:space="preserve">Admin console sign-in; GET /api/admin/users to list users</w:t>
             </w:r>
           </w:p>
         </w:tc>
@@ -2427,7 +2450,7 @@
                 <w:sz w:val="18"/>
                 <w:szCs w:val="18"/>
               </w:rPr>
-              <w:t xml:space="preserve">Yes</w:t>
+              <w:t xml:space="preserve">No / Admin</w:t>
             </w:r>
           </w:p>
         </w:tc>
@@ -2451,7 +2474,7 @@
                 <w:sz w:val="18"/>
                 <w:szCs w:val="18"/>
               </w:rPr>
-              <w:t xml:space="preserve">GET/PUT</w:t>
+              <w:t xml:space="preserve">GET</w:t>
             </w:r>
           </w:p>
         </w:tc>
@@ -2473,6 +2496,186 @@
                 <w:sz w:val="18"/>
                 <w:szCs w:val="18"/>
               </w:rPr>
+              <w:t xml:space="preserve">/api/usage</w:t>
+            </w:r>
+          </w:p>
+        </w:tc>
+        <w:tc>
+          <w:tcPr>
+            <w:tcW w:type="dxa" w:w="3535"/>
+            <w:shd w:fill="F2F4F7" w:color="auto" w:val="clear"/>
+            <w:tcMar>
+              <w:top w:type="dxa" w:w="80"/>
+              <w:left w:type="dxa" w:w="120"/>
+              <w:bottom w:type="dxa" w:w="80"/>
+              <w:right w:type="dxa" w:w="120"/>
+            </w:tcMar>
+          </w:tcPr>
+          <w:p>
+            <w:r>
+              <w:rPr>
+                <w:color w:val="1E293B"/>
+                <w:sz w:val="18"/>
+                <w:szCs w:val="18"/>
+              </w:rPr>
+              <w:t xml:space="preserve">Per-workspace usage; /api/usage/export for CSV</w:t>
+            </w:r>
+          </w:p>
+        </w:tc>
+        <w:tc>
+          <w:tcPr>
+            <w:tcW w:type="dxa" w:w="1944"/>
+            <w:shd w:fill="F2F4F7" w:color="auto" w:val="clear"/>
+            <w:tcMar>
+              <w:top w:type="dxa" w:w="80"/>
+              <w:left w:type="dxa" w:w="120"/>
+              <w:bottom w:type="dxa" w:w="80"/>
+              <w:right w:type="dxa" w:w="120"/>
+            </w:tcMar>
+          </w:tcPr>
+          <w:p>
+            <w:r>
+              <w:rPr>
+                <w:color w:val="1E293B"/>
+                <w:sz w:val="18"/>
+                <w:szCs w:val="18"/>
+              </w:rPr>
+              <w:t xml:space="preserve">Yes</w:t>
+            </w:r>
+          </w:p>
+        </w:tc>
+      </w:tr>
+      <w:tr>
+        <w:tc>
+          <w:tcPr>
+            <w:tcW w:type="dxa" w:w="1060"/>
+            <w:shd w:fill="FFFFFF" w:color="auto" w:val="clear"/>
+            <w:tcMar>
+              <w:top w:type="dxa" w:w="80"/>
+              <w:left w:type="dxa" w:w="120"/>
+              <w:bottom w:type="dxa" w:w="80"/>
+              <w:right w:type="dxa" w:w="120"/>
+            </w:tcMar>
+          </w:tcPr>
+          <w:p>
+            <w:r>
+              <w:rPr>
+                <w:color w:val="1E293B"/>
+                <w:sz w:val="18"/>
+                <w:szCs w:val="18"/>
+              </w:rPr>
+              <w:t xml:space="preserve">GET</w:t>
+            </w:r>
+          </w:p>
+        </w:tc>
+        <w:tc>
+          <w:tcPr>
+            <w:tcW w:type="dxa" w:w="3181"/>
+            <w:shd w:fill="FFFFFF" w:color="auto" w:val="clear"/>
+            <w:tcMar>
+              <w:top w:type="dxa" w:w="80"/>
+              <w:left w:type="dxa" w:w="120"/>
+              <w:bottom w:type="dxa" w:w="80"/>
+              <w:right w:type="dxa" w:w="120"/>
+            </w:tcMar>
+          </w:tcPr>
+          <w:p>
+            <w:r>
+              <w:rPr>
+                <w:color w:val="1E293B"/>
+                <w:sz w:val="18"/>
+                <w:szCs w:val="18"/>
+              </w:rPr>
+              <w:t xml:space="preserve">/api/audit</w:t>
+            </w:r>
+          </w:p>
+        </w:tc>
+        <w:tc>
+          <w:tcPr>
+            <w:tcW w:type="dxa" w:w="3535"/>
+            <w:shd w:fill="FFFFFF" w:color="auto" w:val="clear"/>
+            <w:tcMar>
+              <w:top w:type="dxa" w:w="80"/>
+              <w:left w:type="dxa" w:w="120"/>
+              <w:bottom w:type="dxa" w:w="80"/>
+              <w:right w:type="dxa" w:w="120"/>
+            </w:tcMar>
+          </w:tcPr>
+          <w:p>
+            <w:r>
+              <w:rPr>
+                <w:color w:val="1E293B"/>
+                <w:sz w:val="18"/>
+                <w:szCs w:val="18"/>
+              </w:rPr>
+              <w:t xml:space="preserve">Workspace audit log; /api/audit/export for CSV</w:t>
+            </w:r>
+          </w:p>
+        </w:tc>
+        <w:tc>
+          <w:tcPr>
+            <w:tcW w:type="dxa" w:w="1944"/>
+            <w:shd w:fill="FFFFFF" w:color="auto" w:val="clear"/>
+            <w:tcMar>
+              <w:top w:type="dxa" w:w="80"/>
+              <w:left w:type="dxa" w:w="120"/>
+              <w:bottom w:type="dxa" w:w="80"/>
+              <w:right w:type="dxa" w:w="120"/>
+            </w:tcMar>
+          </w:tcPr>
+          <w:p>
+            <w:r>
+              <w:rPr>
+                <w:color w:val="1E293B"/>
+                <w:sz w:val="18"/>
+                <w:szCs w:val="18"/>
+              </w:rPr>
+              <w:t xml:space="preserve">Admin</w:t>
+            </w:r>
+          </w:p>
+        </w:tc>
+      </w:tr>
+      <w:tr>
+        <w:tc>
+          <w:tcPr>
+            <w:tcW w:type="dxa" w:w="1060"/>
+            <w:shd w:fill="F2F4F7" w:color="auto" w:val="clear"/>
+            <w:tcMar>
+              <w:top w:type="dxa" w:w="80"/>
+              <w:left w:type="dxa" w:w="120"/>
+              <w:bottom w:type="dxa" w:w="80"/>
+              <w:right w:type="dxa" w:w="120"/>
+            </w:tcMar>
+          </w:tcPr>
+          <w:p>
+            <w:r>
+              <w:rPr>
+                <w:color w:val="1E293B"/>
+                <w:sz w:val="18"/>
+                <w:szCs w:val="18"/>
+              </w:rPr>
+              <w:t xml:space="preserve">POST</w:t>
+            </w:r>
+          </w:p>
+        </w:tc>
+        <w:tc>
+          <w:tcPr>
+            <w:tcW w:type="dxa" w:w="3181"/>
+            <w:shd w:fill="F2F4F7" w:color="auto" w:val="clear"/>
+            <w:tcMar>
+              <w:top w:type="dxa" w:w="80"/>
+              <w:left w:type="dxa" w:w="120"/>
+              <w:bottom w:type="dxa" w:w="80"/>
+              <w:right w:type="dxa" w:w="120"/>
+            </w:tcMar>
+          </w:tcPr>
+          <w:p>
+            <w:r>
+              <w:rPr>
+                <w:color w:val="1E293B"/>
+                <w:sz w:val="18"/>
+                <w:szCs w:val="18"/>
+              </w:rPr>
               <w:t xml:space="preserve">/api/workspace/sso</w:t>
             </w:r>
           </w:p>
@@ -2495,7 +2698,7 @@
                 <w:sz w:val="18"/>
                 <w:szCs w:val="18"/>
               </w:rPr>
-              <w:t xml:space="preserve">SSO configuration</w:t>
+              <w:t xml:space="preserve">Require SSO for the workspace</w:t>
             </w:r>
           </w:p>
         </w:tc>
@@ -2517,7 +2720,187 @@
                 <w:sz w:val="18"/>
                 <w:szCs w:val="18"/>
               </w:rPr>
+              <w:t xml:space="preserve">Owner</w:t>
+            </w:r>
+          </w:p>
+        </w:tc>
+      </w:tr>
+      <w:tr>
+        <w:tc>
+          <w:tcPr>
+            <w:tcW w:type="dxa" w:w="1060"/>
+            <w:shd w:fill="FFFFFF" w:color="auto" w:val="clear"/>
+            <w:tcMar>
+              <w:top w:type="dxa" w:w="80"/>
+              <w:left w:type="dxa" w:w="120"/>
+              <w:bottom w:type="dxa" w:w="80"/>
+              <w:right w:type="dxa" w:w="120"/>
+            </w:tcMar>
+          </w:tcPr>
+          <w:p>
+            <w:r>
+              <w:rPr>
+                <w:color w:val="1E293B"/>
+                <w:sz w:val="18"/>
+                <w:szCs w:val="18"/>
+              </w:rPr>
+              <w:t xml:space="preserve">POST</w:t>
+            </w:r>
+          </w:p>
+        </w:tc>
+        <w:tc>
+          <w:tcPr>
+            <w:tcW w:type="dxa" w:w="3181"/>
+            <w:shd w:fill="FFFFFF" w:color="auto" w:val="clear"/>
+            <w:tcMar>
+              <w:top w:type="dxa" w:w="80"/>
+              <w:left w:type="dxa" w:w="120"/>
+              <w:bottom w:type="dxa" w:w="80"/>
+              <w:right w:type="dxa" w:w="120"/>
+            </w:tcMar>
+          </w:tcPr>
+          <w:p>
+            <w:r>
+              <w:rPr>
+                <w:color w:val="1E293B"/>
+                <w:sz w:val="18"/>
+                <w:szCs w:val="18"/>
+              </w:rPr>
+              <w:t xml:space="preserve">/api/privacy/erase</w:t>
+            </w:r>
+          </w:p>
+        </w:tc>
+        <w:tc>
+          <w:tcPr>
+            <w:tcW w:type="dxa" w:w="3535"/>
+            <w:shd w:fill="FFFFFF" w:color="auto" w:val="clear"/>
+            <w:tcMar>
+              <w:top w:type="dxa" w:w="80"/>
+              <w:left w:type="dxa" w:w="120"/>
+              <w:bottom w:type="dxa" w:w="80"/>
+              <w:right w:type="dxa" w:w="120"/>
+            </w:tcMar>
+          </w:tcPr>
+          <w:p>
+            <w:r>
+              <w:rPr>
+                <w:color w:val="1E293B"/>
+                <w:sz w:val="18"/>
+                <w:szCs w:val="18"/>
+              </w:rPr>
+              <w:t xml:space="preserve">Erase a customer; …/export/&lt;id&gt; and …/lookup also exist</w:t>
+            </w:r>
+          </w:p>
+        </w:tc>
+        <w:tc>
+          <w:tcPr>
+            <w:tcW w:type="dxa" w:w="1944"/>
+            <w:shd w:fill="FFFFFF" w:color="auto" w:val="clear"/>
+            <w:tcMar>
+              <w:top w:type="dxa" w:w="80"/>
+              <w:left w:type="dxa" w:w="120"/>
+              <w:bottom w:type="dxa" w:w="80"/>
+              <w:right w:type="dxa" w:w="120"/>
+            </w:tcMar>
+          </w:tcPr>
+          <w:p>
+            <w:r>
+              <w:rPr>
+                <w:color w:val="1E293B"/>
+                <w:sz w:val="18"/>
+                <w:szCs w:val="18"/>
+              </w:rPr>
               <w:t xml:space="preserve">Admin</w:t>
+            </w:r>
+          </w:p>
+        </w:tc>
+      </w:tr>
+      <w:tr>
+        <w:tc>
+          <w:tcPr>
+            <w:tcW w:type="dxa" w:w="1060"/>
+            <w:shd w:fill="F2F4F7" w:color="auto" w:val="clear"/>
+            <w:tcMar>
+              <w:top w:type="dxa" w:w="80"/>
+              <w:left w:type="dxa" w:w="120"/>
+              <w:bottom w:type="dxa" w:w="80"/>
+              <w:right w:type="dxa" w:w="120"/>
+            </w:tcMar>
+          </w:tcPr>
+          <w:p>
+            <w:r>
+              <w:rPr>
+                <w:color w:val="1E293B"/>
+                <w:sz w:val="18"/>
+                <w:szCs w:val="18"/>
+              </w:rPr>
+              <w:t xml:space="preserve">PUT</w:t>
+            </w:r>
+          </w:p>
+        </w:tc>
+        <w:tc>
+          <w:tcPr>
+            <w:tcW w:type="dxa" w:w="3181"/>
+            <w:shd w:fill="F2F4F7" w:color="auto" w:val="clear"/>
+            <w:tcMar>
+              <w:top w:type="dxa" w:w="80"/>
+              <w:left w:type="dxa" w:w="120"/>
+              <w:bottom w:type="dxa" w:w="80"/>
+              <w:right w:type="dxa" w:w="120"/>
+            </w:tcMar>
+          </w:tcPr>
+          <w:p>
+            <w:r>
+              <w:rPr>
+                <w:color w:val="1E293B"/>
+                <w:sz w:val="18"/>
+                <w:szCs w:val="18"/>
+              </w:rPr>
+              <w:t xml:space="preserve">/api/platform/workspaces/&lt;id&gt;/plan</w:t>
+            </w:r>
+          </w:p>
+        </w:tc>
+        <w:tc>
+          <w:tcPr>
+            <w:tcW w:type="dxa" w:w="3535"/>
+            <w:shd w:fill="F2F4F7" w:color="auto" w:val="clear"/>
+            <w:tcMar>
+              <w:top w:type="dxa" w:w="80"/>
+              <w:left w:type="dxa" w:w="120"/>
+              <w:bottom w:type="dxa" w:w="80"/>
+              <w:right w:type="dxa" w:w="120"/>
+            </w:tcMar>
+          </w:tcPr>
+          <w:p>
+            <w:r>
+              <w:rPr>
+                <w:color w:val="1E293B"/>
+                <w:sz w:val="18"/>
+                <w:szCs w:val="18"/>
+              </w:rPr>
+              <w:t xml:space="preserve">Change a workspace plan</w:t>
+            </w:r>
+          </w:p>
+        </w:tc>
+        <w:tc>
+          <w:tcPr>
+            <w:tcW w:type="dxa" w:w="1944"/>
+            <w:shd w:fill="F2F4F7" w:color="auto" w:val="clear"/>
+            <w:tcMar>
+              <w:top w:type="dxa" w:w="80"/>
+              <w:left w:type="dxa" w:w="120"/>
+              <w:bottom w:type="dxa" w:w="80"/>
+              <w:right w:type="dxa" w:w="120"/>
+            </w:tcMar>
+          </w:tcPr>
+          <w:p>
+            <w:r>
+              <w:rPr>
+                <w:color w:val="1E293B"/>
+                <w:sz w:val="18"/>
+                <w:szCs w:val="18"/>
+              </w:rPr>
+              <w:t xml:space="preserve">Platform admin</w:t>
             </w:r>
           </w:p>
         </w:tc>
@@ -4417,7 +4800,7 @@
           <w:sz w:val="20"/>
           <w:szCs w:val="20"/>
         </w:rPr>
-        <w:t xml:space="preserve">The Admin Console is a protected SPA module at /admin, bundled with the main frontend. It uses the same React + Vite stack and the ChurnSight design system. Navigation is driven by a persistent sidebar with 7 sections. The module is gated at the route level — unauthenticated requests redirect to the admin login page.</w:t>
+        <w:t xml:space="preserve">The Admin Console is a protected page at /admin, built with the same Vite + plain JavaScript stack and the ChurnSight design system; it moves to React with the rest of the app if the Phase 6 migration goes ahead. Navigation is a persistent sidebar with 8 sections. Requests without a valid admin token return 401 and the page shows the sign-in form.</w:t>
       </w:r>
     </w:p>
     <w:tbl>
@@ -4481,7 +4864,7 @@
                 <w:sz w:val="18"/>
                 <w:szCs w:val="18"/>
               </w:rPr>
-              <w:t xml:space="preserve">React 18 · Vite · ChurnSight CSS tokens · Recharts (charts) · React Table (data grids) · Role-gated routing · ARIA AA compliant</w:t>
+              <w:t xml:space="preserve">Vite · plain JavaScript · ChurnSight CSS tokens · Chart.js (charts) · HTML tables with server-side paging · Role-gated API routes · WCAG 2.1 AA target</w:t>
             </w:r>
           </w:p>
         </w:tc>
@@ -4536,7 +4919,7 @@
           <w:sz w:val="20"/>
           <w:szCs w:val="20"/>
         </w:rPr>
-        <w:t xml:space="preserve">ADMIN_PASSWORD and ADMIN_TOKEN_SECRET are stored as Railway environment variables.</w:t>
+        <w:t xml:space="preserve">ADMIN_USERNAME, ADMIN_PASSWORD and ADMIN_TOKEN_SECRET are stored as Railway environment variables.</w:t>
       </w:r>
     </w:p>
     <w:p>
@@ -4624,7 +5007,7 @@
           <w:sz w:val="20"/>
           <w:szCs w:val="20"/>
         </w:rPr>
-        <w:t xml:space="preserve">Admin authenticates at /admin/login → receives short-lived JWT signed with ADMIN_TOKEN_SECRET.</w:t>
+        <w:t xml:space="preserve">Admin signs in at /admin (POST /api/admin/login) and receives a short-lived token signed with ADMIN_TOKEN_SECRET (HMAC).</w:t>
       </w:r>
     </w:p>
     <w:p>
@@ -4642,7 +5025,7 @@
           <w:sz w:val="20"/>
           <w:szCs w:val="20"/>
         </w:rPr>
-        <w:t xml:space="preserve">All /api/platform/* requests carry the admin JWT in the Authorization header.</w:t>
+        <w:t xml:space="preserve">Admin requests carry that token in the X-Admin-Token header; Firebase users listed in ADMIN_EMAILS use their Firebase ID token instead.</w:t>
       </w:r>
     </w:p>
     <w:p>
@@ -4748,7 +5131,7 @@
           <w:sz w:val="20"/>
           <w:szCs w:val="20"/>
         </w:rPr>
-        <w:t xml:space="preserve">JWT tokens (Firebase ID tokens for users, custom tokens for admin) verified on every API call.</w:t>
+        <w:t xml:space="preserve">Firebase ID tokens (users) and HMAC-signed console tokens (admin console) are verified on every API call.</w:t>
       </w:r>
     </w:p>
     <w:p>
@@ -4766,7 +5149,7 @@
           <w:sz w:val="20"/>
           <w:szCs w:val="20"/>
         </w:rPr>
-        <w:t xml:space="preserve">CSV data is loaded into memory only; no customer PII written to disk in v2.0.</w:t>
+        <w:t xml:space="preserve">Personal-data columns are detected and neither modelled nor stored; customer attributes are encrypted per field with a per-workspace key wrapped by CHURN_MASTER_KEY; deleting a workspace destroys its key.</w:t>
       </w:r>
     </w:p>
     <w:p>
@@ -4784,7 +5167,7 @@
           <w:sz w:val="20"/>
           <w:szCs w:val="20"/>
         </w:rPr>
-        <w:t xml:space="preserve">GDPR: EU West Railway region; privacy request endpoints at /api/privacy/*.</w:t>
+        <w:t xml:space="preserve">GDPR: EU West Railway region; PostgreSQL forced row-level security isolates workspaces; privacy endpoints at /api/privacy/* (lookup, export, erase).</w:t>
       </w:r>
     </w:p>
     <w:p>
@@ -4935,7 +5318,7 @@
                 <w:sz w:val="18"/>
                 <w:szCs w:val="18"/>
               </w:rPr>
-              <w:t xml:space="preserve">FIREBASE_CONFIG</w:t>
+              <w:t xml:space="preserve">DATABASE_URL</w:t>
             </w:r>
           </w:p>
         </w:tc>
@@ -4957,7 +5340,7 @@
                 <w:sz w:val="18"/>
                 <w:szCs w:val="18"/>
               </w:rPr>
-              <w:t xml:space="preserve">Firebase project credentials</w:t>
+              <w:t xml:space="preserve">PostgreSQL connection (Railway Postgres service)</w:t>
             </w:r>
           </w:p>
         </w:tc>
@@ -4979,7 +5362,7 @@
                 <w:sz w:val="18"/>
                 <w:szCs w:val="18"/>
               </w:rPr>
-              <w:t xml:space="preserve">Railway</w:t>
+              <w:t xml:space="preserve">Railway (reference)</w:t>
             </w:r>
           </w:p>
         </w:tc>
@@ -5003,7 +5386,7 @@
                 <w:sz w:val="18"/>
                 <w:szCs w:val="18"/>
               </w:rPr>
-              <w:t xml:space="preserve">CHURN_MASTER_KEY</w:t>
+              <w:t xml:space="preserve">FIREBASE_SERVICE_ACCOUNT_JSON</w:t>
             </w:r>
           </w:p>
         </w:tc>
@@ -5025,7 +5408,7 @@
                 <w:sz w:val="18"/>
                 <w:szCs w:val="18"/>
               </w:rPr>
-              <w:t xml:space="preserve">Encryption key for stored artefacts</w:t>
+              <w:t xml:space="preserve">Firebase Admin credentials for verifying tokens and sending auth links</w:t>
             </w:r>
           </w:p>
         </w:tc>
@@ -5047,7 +5430,7 @@
                 <w:sz w:val="18"/>
                 <w:szCs w:val="18"/>
               </w:rPr>
-              <w:t xml:space="preserve">Railway (generated)</w:t>
+              <w:t xml:space="preserve">Railway</w:t>
             </w:r>
           </w:p>
         </w:tc>
@@ -5071,7 +5454,7 @@
                 <w:sz w:val="18"/>
                 <w:szCs w:val="18"/>
               </w:rPr>
-              <w:t xml:space="preserve">ADMIN_PASSWORD</w:t>
+              <w:t xml:space="preserve">CHURN_MASTER_KEY</w:t>
             </w:r>
           </w:p>
         </w:tc>
@@ -5093,7 +5476,7 @@
                 <w:sz w:val="18"/>
                 <w:szCs w:val="18"/>
               </w:rPr>
-              <w:t xml:space="preserve">Admin console login password</w:t>
+              <w:t xml:space="preserve">Master key that wraps each workspace data key</w:t>
             </w:r>
           </w:p>
         </w:tc>
@@ -5115,7 +5498,7 @@
                 <w:sz w:val="18"/>
                 <w:szCs w:val="18"/>
               </w:rPr>
-              <w:t xml:space="preserve">Railway</w:t>
+              <w:t xml:space="preserve">Railway (generated)</w:t>
             </w:r>
           </w:p>
         </w:tc>
@@ -5139,7 +5522,7 @@
                 <w:sz w:val="18"/>
                 <w:szCs w:val="18"/>
               </w:rPr>
-              <w:t xml:space="preserve">ADMIN_TOKEN_SECRET</w:t>
+              <w:t xml:space="preserve">DATA_DIR</w:t>
             </w:r>
           </w:p>
         </w:tc>
@@ -5161,7 +5544,7 @@
                 <w:sz w:val="18"/>
                 <w:szCs w:val="18"/>
               </w:rPr>
-              <w:t xml:space="preserve">JWT signing secret for admin sessions</w:t>
+              <w:t xml:space="preserve">Volume path for encrypted model artefacts (/data)</w:t>
             </w:r>
           </w:p>
         </w:tc>
@@ -5183,7 +5566,7 @@
                 <w:sz w:val="18"/>
                 <w:szCs w:val="18"/>
               </w:rPr>
-              <w:t xml:space="preserve">Railway (generated)</w:t>
+              <w:t xml:space="preserve">Railway</w:t>
             </w:r>
           </w:p>
         </w:tc>
@@ -5207,7 +5590,7 @@
                 <w:sz w:val="18"/>
                 <w:szCs w:val="18"/>
               </w:rPr>
-              <w:t xml:space="preserve">BREVO_API_KEY</w:t>
+              <w:t xml:space="preserve">ADMIN_EMAILS</w:t>
             </w:r>
           </w:p>
         </w:tc>
@@ -5229,7 +5612,7 @@
                 <w:sz w:val="18"/>
                 <w:szCs w:val="18"/>
               </w:rPr>
-              <w:t xml:space="preserve">Brevo transactional email + email log API</w:t>
+              <w:t xml:space="preserve">Firebase accounts that get platform admin rights</w:t>
             </w:r>
           </w:p>
         </w:tc>
@@ -5275,7 +5658,7 @@
                 <w:sz w:val="18"/>
                 <w:szCs w:val="18"/>
               </w:rPr>
-              <w:t xml:space="preserve">SMTP_FROM</w:t>
+              <w:t xml:space="preserve">ADMIN_USERNAME / ADMIN_PASSWORD</w:t>
             </w:r>
           </w:p>
         </w:tc>
@@ -5297,7 +5680,7 @@
                 <w:sz w:val="18"/>
                 <w:szCs w:val="18"/>
               </w:rPr>
-              <w:t xml:space="preserve">Sender address for all outbound email</w:t>
+              <w:t xml:space="preserve">Admin console sign-in</w:t>
             </w:r>
           </w:p>
         </w:tc>
@@ -5343,6 +5726,414 @@
                 <w:sz w:val="18"/>
                 <w:szCs w:val="18"/>
               </w:rPr>
+              <w:t xml:space="preserve">ADMIN_TOKEN_SECRET</w:t>
+            </w:r>
+          </w:p>
+        </w:tc>
+        <w:tc>
+          <w:tcPr>
+            <w:tcW w:type="dxa" w:w="3976"/>
+            <w:shd w:fill="FFFFFF" w:color="auto" w:val="clear"/>
+            <w:tcMar>
+              <w:top w:type="dxa" w:w="80"/>
+              <w:left w:type="dxa" w:w="120"/>
+              <w:bottom w:type="dxa" w:w="80"/>
+              <w:right w:type="dxa" w:w="120"/>
+            </w:tcMar>
+          </w:tcPr>
+          <w:p>
+            <w:r>
+              <w:rPr>
+                <w:color w:val="1E293B"/>
+                <w:sz w:val="18"/>
+                <w:szCs w:val="18"/>
+              </w:rPr>
+              <w:t xml:space="preserve">Signing secret for admin console tokens</w:t>
+            </w:r>
+          </w:p>
+        </w:tc>
+        <w:tc>
+          <w:tcPr>
+            <w:tcW w:type="dxa" w:w="2651"/>
+            <w:shd w:fill="FFFFFF" w:color="auto" w:val="clear"/>
+            <w:tcMar>
+              <w:top w:type="dxa" w:w="80"/>
+              <w:left w:type="dxa" w:w="120"/>
+              <w:bottom w:type="dxa" w:w="80"/>
+              <w:right w:type="dxa" w:w="120"/>
+            </w:tcMar>
+          </w:tcPr>
+          <w:p>
+            <w:r>
+              <w:rPr>
+                <w:color w:val="1E293B"/>
+                <w:sz w:val="18"/>
+                <w:szCs w:val="18"/>
+              </w:rPr>
+              <w:t xml:space="preserve">Railway (generated)</w:t>
+            </w:r>
+          </w:p>
+        </w:tc>
+      </w:tr>
+      <w:tr>
+        <w:tc>
+          <w:tcPr>
+            <w:tcW w:type="dxa" w:w="3093"/>
+            <w:shd w:fill="F2F4F7" w:color="auto" w:val="clear"/>
+            <w:tcMar>
+              <w:top w:type="dxa" w:w="80"/>
+              <w:left w:type="dxa" w:w="120"/>
+              <w:bottom w:type="dxa" w:w="80"/>
+              <w:right w:type="dxa" w:w="120"/>
+            </w:tcMar>
+          </w:tcPr>
+          <w:p>
+            <w:r>
+              <w:rPr>
+                <w:color w:val="1E293B"/>
+                <w:sz w:val="18"/>
+                <w:szCs w:val="18"/>
+              </w:rPr>
+              <w:t xml:space="preserve">AUTO_PROVISION</w:t>
+            </w:r>
+          </w:p>
+        </w:tc>
+        <w:tc>
+          <w:tcPr>
+            <w:tcW w:type="dxa" w:w="3976"/>
+            <w:shd w:fill="F2F4F7" w:color="auto" w:val="clear"/>
+            <w:tcMar>
+              <w:top w:type="dxa" w:w="80"/>
+              <w:left w:type="dxa" w:w="120"/>
+              <w:bottom w:type="dxa" w:w="80"/>
+              <w:right w:type="dxa" w:w="120"/>
+            </w:tcMar>
+          </w:tcPr>
+          <w:p>
+            <w:r>
+              <w:rPr>
+                <w:color w:val="1E293B"/>
+                <w:sz w:val="18"/>
+                <w:szCs w:val="18"/>
+              </w:rPr>
+              <w:t xml:space="preserve">Open sign-up: create a workspace on first sign-in (1)</w:t>
+            </w:r>
+          </w:p>
+        </w:tc>
+        <w:tc>
+          <w:tcPr>
+            <w:tcW w:type="dxa" w:w="2651"/>
+            <w:shd w:fill="F2F4F7" w:color="auto" w:val="clear"/>
+            <w:tcMar>
+              <w:top w:type="dxa" w:w="80"/>
+              <w:left w:type="dxa" w:w="120"/>
+              <w:bottom w:type="dxa" w:w="80"/>
+              <w:right w:type="dxa" w:w="120"/>
+            </w:tcMar>
+          </w:tcPr>
+          <w:p>
+            <w:r>
+              <w:rPr>
+                <w:color w:val="1E293B"/>
+                <w:sz w:val="18"/>
+                <w:szCs w:val="18"/>
+              </w:rPr>
+              <w:t xml:space="preserve">Railway</w:t>
+            </w:r>
+          </w:p>
+        </w:tc>
+      </w:tr>
+      <w:tr>
+        <w:tc>
+          <w:tcPr>
+            <w:tcW w:type="dxa" w:w="3093"/>
+            <w:shd w:fill="FFFFFF" w:color="auto" w:val="clear"/>
+            <w:tcMar>
+              <w:top w:type="dxa" w:w="80"/>
+              <w:left w:type="dxa" w:w="120"/>
+              <w:bottom w:type="dxa" w:w="80"/>
+              <w:right w:type="dxa" w:w="120"/>
+            </w:tcMar>
+          </w:tcPr>
+          <w:p>
+            <w:r>
+              <w:rPr>
+                <w:color w:val="1E293B"/>
+                <w:sz w:val="18"/>
+                <w:szCs w:val="18"/>
+              </w:rPr>
+              <w:t xml:space="preserve">REQUIRE_MFA_ROLES</w:t>
+            </w:r>
+          </w:p>
+        </w:tc>
+        <w:tc>
+          <w:tcPr>
+            <w:tcW w:type="dxa" w:w="3976"/>
+            <w:shd w:fill="FFFFFF" w:color="auto" w:val="clear"/>
+            <w:tcMar>
+              <w:top w:type="dxa" w:w="80"/>
+              <w:left w:type="dxa" w:w="120"/>
+              <w:bottom w:type="dxa" w:w="80"/>
+              <w:right w:type="dxa" w:w="120"/>
+            </w:tcMar>
+          </w:tcPr>
+          <w:p>
+            <w:r>
+              <w:rPr>
+                <w:color w:val="1E293B"/>
+                <w:sz w:val="18"/>
+                <w:szCs w:val="18"/>
+              </w:rPr>
+              <w:t xml:space="preserve">Roles that must use MFA (currently none)</w:t>
+            </w:r>
+          </w:p>
+        </w:tc>
+        <w:tc>
+          <w:tcPr>
+            <w:tcW w:type="dxa" w:w="2651"/>
+            <w:shd w:fill="FFFFFF" w:color="auto" w:val="clear"/>
+            <w:tcMar>
+              <w:top w:type="dxa" w:w="80"/>
+              <w:left w:type="dxa" w:w="120"/>
+              <w:bottom w:type="dxa" w:w="80"/>
+              <w:right w:type="dxa" w:w="120"/>
+            </w:tcMar>
+          </w:tcPr>
+          <w:p>
+            <w:r>
+              <w:rPr>
+                <w:color w:val="1E293B"/>
+                <w:sz w:val="18"/>
+                <w:szCs w:val="18"/>
+              </w:rPr>
+              <w:t xml:space="preserve">Railway</w:t>
+            </w:r>
+          </w:p>
+        </w:tc>
+      </w:tr>
+      <w:tr>
+        <w:tc>
+          <w:tcPr>
+            <w:tcW w:type="dxa" w:w="3093"/>
+            <w:shd w:fill="F2F4F7" w:color="auto" w:val="clear"/>
+            <w:tcMar>
+              <w:top w:type="dxa" w:w="80"/>
+              <w:left w:type="dxa" w:w="120"/>
+              <w:bottom w:type="dxa" w:w="80"/>
+              <w:right w:type="dxa" w:w="120"/>
+            </w:tcMar>
+          </w:tcPr>
+          <w:p>
+            <w:r>
+              <w:rPr>
+                <w:color w:val="1E293B"/>
+                <w:sz w:val="18"/>
+                <w:szCs w:val="18"/>
+              </w:rPr>
+              <w:t xml:space="preserve">BREVO_API_KEY</w:t>
+            </w:r>
+          </w:p>
+        </w:tc>
+        <w:tc>
+          <w:tcPr>
+            <w:tcW w:type="dxa" w:w="3976"/>
+            <w:shd w:fill="F2F4F7" w:color="auto" w:val="clear"/>
+            <w:tcMar>
+              <w:top w:type="dxa" w:w="80"/>
+              <w:left w:type="dxa" w:w="120"/>
+              <w:bottom w:type="dxa" w:w="80"/>
+              <w:right w:type="dxa" w:w="120"/>
+            </w:tcMar>
+          </w:tcPr>
+          <w:p>
+            <w:r>
+              <w:rPr>
+                <w:color w:val="1E293B"/>
+                <w:sz w:val="18"/>
+                <w:szCs w:val="18"/>
+              </w:rPr>
+              <w:t xml:space="preserve">Brevo transactional email (and later the email log)</w:t>
+            </w:r>
+          </w:p>
+        </w:tc>
+        <w:tc>
+          <w:tcPr>
+            <w:tcW w:type="dxa" w:w="2651"/>
+            <w:shd w:fill="F2F4F7" w:color="auto" w:val="clear"/>
+            <w:tcMar>
+              <w:top w:type="dxa" w:w="80"/>
+              <w:left w:type="dxa" w:w="120"/>
+              <w:bottom w:type="dxa" w:w="80"/>
+              <w:right w:type="dxa" w:w="120"/>
+            </w:tcMar>
+          </w:tcPr>
+          <w:p>
+            <w:r>
+              <w:rPr>
+                <w:color w:val="1E293B"/>
+                <w:sz w:val="18"/>
+                <w:szCs w:val="18"/>
+              </w:rPr>
+              <w:t xml:space="preserve">Railway</w:t>
+            </w:r>
+          </w:p>
+        </w:tc>
+      </w:tr>
+      <w:tr>
+        <w:tc>
+          <w:tcPr>
+            <w:tcW w:type="dxa" w:w="3093"/>
+            <w:shd w:fill="FFFFFF" w:color="auto" w:val="clear"/>
+            <w:tcMar>
+              <w:top w:type="dxa" w:w="80"/>
+              <w:left w:type="dxa" w:w="120"/>
+              <w:bottom w:type="dxa" w:w="80"/>
+              <w:right w:type="dxa" w:w="120"/>
+            </w:tcMar>
+          </w:tcPr>
+          <w:p>
+            <w:r>
+              <w:rPr>
+                <w:color w:val="1E293B"/>
+                <w:sz w:val="18"/>
+                <w:szCs w:val="18"/>
+              </w:rPr>
+              <w:t xml:space="preserve">SMTP_FROM / EMAIL_FROM_NAME</w:t>
+            </w:r>
+          </w:p>
+        </w:tc>
+        <w:tc>
+          <w:tcPr>
+            <w:tcW w:type="dxa" w:w="3976"/>
+            <w:shd w:fill="FFFFFF" w:color="auto" w:val="clear"/>
+            <w:tcMar>
+              <w:top w:type="dxa" w:w="80"/>
+              <w:left w:type="dxa" w:w="120"/>
+              <w:bottom w:type="dxa" w:w="80"/>
+              <w:right w:type="dxa" w:w="120"/>
+            </w:tcMar>
+          </w:tcPr>
+          <w:p>
+            <w:r>
+              <w:rPr>
+                <w:color w:val="1E293B"/>
+                <w:sz w:val="18"/>
+                <w:szCs w:val="18"/>
+              </w:rPr>
+              <w:t xml:space="preserve">Sender address and display name for all email</w:t>
+            </w:r>
+          </w:p>
+        </w:tc>
+        <w:tc>
+          <w:tcPr>
+            <w:tcW w:type="dxa" w:w="2651"/>
+            <w:shd w:fill="FFFFFF" w:color="auto" w:val="clear"/>
+            <w:tcMar>
+              <w:top w:type="dxa" w:w="80"/>
+              <w:left w:type="dxa" w:w="120"/>
+              <w:bottom w:type="dxa" w:w="80"/>
+              <w:right w:type="dxa" w:w="120"/>
+            </w:tcMar>
+          </w:tcPr>
+          <w:p>
+            <w:r>
+              <w:rPr>
+                <w:color w:val="1E293B"/>
+                <w:sz w:val="18"/>
+                <w:szCs w:val="18"/>
+              </w:rPr>
+              <w:t xml:space="preserve">Railway</w:t>
+            </w:r>
+          </w:p>
+        </w:tc>
+      </w:tr>
+      <w:tr>
+        <w:tc>
+          <w:tcPr>
+            <w:tcW w:type="dxa" w:w="3093"/>
+            <w:shd w:fill="F2F4F7" w:color="auto" w:val="clear"/>
+            <w:tcMar>
+              <w:top w:type="dxa" w:w="80"/>
+              <w:left w:type="dxa" w:w="120"/>
+              <w:bottom w:type="dxa" w:w="80"/>
+              <w:right w:type="dxa" w:w="120"/>
+            </w:tcMar>
+          </w:tcPr>
+          <w:p>
+            <w:r>
+              <w:rPr>
+                <w:color w:val="1E293B"/>
+                <w:sz w:val="18"/>
+                <w:szCs w:val="18"/>
+              </w:rPr>
+              <w:t xml:space="preserve">APP_URL</w:t>
+            </w:r>
+          </w:p>
+        </w:tc>
+        <w:tc>
+          <w:tcPr>
+            <w:tcW w:type="dxa" w:w="3976"/>
+            <w:shd w:fill="F2F4F7" w:color="auto" w:val="clear"/>
+            <w:tcMar>
+              <w:top w:type="dxa" w:w="80"/>
+              <w:left w:type="dxa" w:w="120"/>
+              <w:bottom w:type="dxa" w:w="80"/>
+              <w:right w:type="dxa" w:w="120"/>
+            </w:tcMar>
+          </w:tcPr>
+          <w:p>
+            <w:r>
+              <w:rPr>
+                <w:color w:val="1E293B"/>
+                <w:sz w:val="18"/>
+                <w:szCs w:val="18"/>
+              </w:rPr>
+              <w:t xml:space="preserve">Public URL used in email links</w:t>
+            </w:r>
+          </w:p>
+        </w:tc>
+        <w:tc>
+          <w:tcPr>
+            <w:tcW w:type="dxa" w:w="2651"/>
+            <w:shd w:fill="F2F4F7" w:color="auto" w:val="clear"/>
+            <w:tcMar>
+              <w:top w:type="dxa" w:w="80"/>
+              <w:left w:type="dxa" w:w="120"/>
+              <w:bottom w:type="dxa" w:w="80"/>
+              <w:right w:type="dxa" w:w="120"/>
+            </w:tcMar>
+          </w:tcPr>
+          <w:p>
+            <w:r>
+              <w:rPr>
+                <w:color w:val="1E293B"/>
+                <w:sz w:val="18"/>
+                <w:szCs w:val="18"/>
+              </w:rPr>
+              <w:t xml:space="preserve">Railway</w:t>
+            </w:r>
+          </w:p>
+        </w:tc>
+      </w:tr>
+      <w:tr>
+        <w:tc>
+          <w:tcPr>
+            <w:tcW w:type="dxa" w:w="3093"/>
+            <w:shd w:fill="FFFFFF" w:color="auto" w:val="clear"/>
+            <w:tcMar>
+              <w:top w:type="dxa" w:w="80"/>
+              <w:left w:type="dxa" w:w="120"/>
+              <w:bottom w:type="dxa" w:w="80"/>
+              <w:right w:type="dxa" w:w="120"/>
+            </w:tcMar>
+          </w:tcPr>
+          <w:p>
+            <w:r>
+              <w:rPr>
+                <w:color w:val="1E293B"/>
+                <w:sz w:val="18"/>
+                <w:szCs w:val="18"/>
+              </w:rPr>
               <w:t xml:space="preserve">MAINTENANCE_MODE</w:t>
             </w:r>
           </w:p>
@@ -5365,7 +6156,7 @@
                 <w:sz w:val="18"/>
                 <w:szCs w:val="18"/>
               </w:rPr>
-              <w:t xml:space="preserve">Enables maintenance banner (0/1)</w:t>
+              <w:t xml:space="preserve">Maintenance banner (0/1) — planned, Phase 7</w:t>
             </w:r>
           </w:p>
         </w:tc>
@@ -5387,7 +6178,7 @@
                 <w:sz w:val="18"/>
                 <w:szCs w:val="18"/>
               </w:rPr>
-              <w:t xml:space="preserve">Admin Console → Railway</w:t>
+              <w:t xml:space="preserve">Admin Console (planned)</w:t>
             </w:r>
           </w:p>
         </w:tc>
@@ -5545,7 +6336,7 @@
                 <w:sz w:val="18"/>
                 <w:szCs w:val="18"/>
               </w:rPr>
-              <w:t xml:space="preserve">Railway (paid)</w:t>
+              <w:t xml:space="preserve">Railway (Hobby plan)</w:t>
             </w:r>
           </w:p>
         </w:tc>
@@ -5703,7 +6494,7 @@
                 <w:sz w:val="18"/>
                 <w:szCs w:val="18"/>
               </w:rPr>
-              <w:t xml:space="preserve">Railway blocks SMTP ports; Brevo API works on all plans</w:t>
+              <w:t xml:space="preserve">Railway Hobby blocks outbound SMTP; the HTTPS API works on all plans</w:t>
             </w:r>
           </w:p>
         </w:tc>
@@ -5727,7 +6518,7 @@
                 <w:sz w:val="18"/>
                 <w:szCs w:val="18"/>
               </w:rPr>
-              <w:t xml:space="preserve">Admin charts</w:t>
+              <w:t xml:space="preserve">Frontend</w:t>
             </w:r>
           </w:p>
         </w:tc>
@@ -5749,7 +6540,7 @@
                 <w:sz w:val="18"/>
                 <w:szCs w:val="18"/>
               </w:rPr>
-              <w:t xml:space="preserve">Recharts</w:t>
+              <w:t xml:space="preserve">Vite + plain JavaScript</w:t>
             </w:r>
           </w:p>
         </w:tc>
@@ -5771,7 +6562,7 @@
                 <w:sz w:val="18"/>
                 <w:szCs w:val="18"/>
               </w:rPr>
-              <w:t xml:space="preserve">Lightweight, composable, React-native; no heavy dependency</w:t>
+              <w:t xml:space="preserve">Live today; React migration planned for Phase 6 (decision DEC-04)</w:t>
             </w:r>
           </w:p>
         </w:tc>
@@ -5795,7 +6586,7 @@
                 <w:sz w:val="18"/>
                 <w:szCs w:val="18"/>
               </w:rPr>
-              <w:t xml:space="preserve">Admin data grids</w:t>
+              <w:t xml:space="preserve">Charts</w:t>
             </w:r>
           </w:p>
         </w:tc>
@@ -5817,7 +6608,7 @@
                 <w:sz w:val="18"/>
                 <w:szCs w:val="18"/>
               </w:rPr>
-              <w:t xml:space="preserve">React Table</w:t>
+              <w:t xml:space="preserve">Chart.js 4</w:t>
             </w:r>
           </w:p>
         </w:tc>
@@ -5839,7 +6630,7 @@
                 <w:sz w:val="18"/>
                 <w:szCs w:val="18"/>
               </w:rPr>
-              <w:t xml:space="preserve">Headless, sortable, paginated — full control over styling</w:t>
+              <w:t xml:space="preserve">Already in the bundle; Recharts only after a React migration</w:t>
             </w:r>
           </w:p>
         </w:tc>
@@ -5863,7 +6654,7 @@
                 <w:sz w:val="18"/>
                 <w:szCs w:val="18"/>
               </w:rPr>
-              <w:t xml:space="preserve">Persistent DB</w:t>
+              <w:t xml:space="preserve">Admin data grids</w:t>
             </w:r>
           </w:p>
         </w:tc>
@@ -5885,7 +6676,7 @@
                 <w:sz w:val="18"/>
                 <w:szCs w:val="18"/>
               </w:rPr>
-              <w:t xml:space="preserve">PostgreSQL (v2.1)</w:t>
+              <w:t xml:space="preserve">HTML tables with server-side paging</w:t>
             </w:r>
           </w:p>
         </w:tc>
@@ -5907,12 +6698,200 @@
                 <w:sz w:val="18"/>
                 <w:szCs w:val="18"/>
               </w:rPr>
-              <w:t xml:space="preserve">Deferred; in-memory state sufficient for v2.0 scope</w:t>
+              <w:t xml:space="preserve">Works without a framework; React Table after migration</w:t>
+            </w:r>
+          </w:p>
+        </w:tc>
+      </w:tr>
+      <w:tr>
+        <w:tc>
+          <w:tcPr>
+            <w:tcW w:type="dxa" w:w="2474"/>
+            <w:shd w:fill="FFFFFF" w:color="auto" w:val="clear"/>
+            <w:tcMar>
+              <w:top w:type="dxa" w:w="80"/>
+              <w:left w:type="dxa" w:w="120"/>
+              <w:bottom w:type="dxa" w:w="80"/>
+              <w:right w:type="dxa" w:w="120"/>
+            </w:tcMar>
+          </w:tcPr>
+          <w:p>
+            <w:r>
+              <w:rPr>
+                <w:color w:val="1E293B"/>
+                <w:sz w:val="18"/>
+                <w:szCs w:val="18"/>
+              </w:rPr>
+              <w:t xml:space="preserve">Database</w:t>
+            </w:r>
+          </w:p>
+        </w:tc>
+        <w:tc>
+          <w:tcPr>
+            <w:tcW w:type="dxa" w:w="2209"/>
+            <w:shd w:fill="FFFFFF" w:color="auto" w:val="clear"/>
+            <w:tcMar>
+              <w:top w:type="dxa" w:w="80"/>
+              <w:left w:type="dxa" w:w="120"/>
+              <w:bottom w:type="dxa" w:w="80"/>
+              <w:right w:type="dxa" w:w="120"/>
+            </w:tcMar>
+          </w:tcPr>
+          <w:p>
+            <w:r>
+              <w:rPr>
+                <w:color w:val="1E293B"/>
+                <w:sz w:val="18"/>
+                <w:szCs w:val="18"/>
+              </w:rPr>
+              <w:t xml:space="preserve">PostgreSQL on Railway (SQLite for local development)</w:t>
+            </w:r>
+          </w:p>
+        </w:tc>
+        <w:tc>
+          <w:tcPr>
+            <w:tcW w:type="dxa" w:w="5037"/>
+            <w:shd w:fill="FFFFFF" w:color="auto" w:val="clear"/>
+            <w:tcMar>
+              <w:top w:type="dxa" w:w="80"/>
+              <w:left w:type="dxa" w:w="120"/>
+              <w:bottom w:type="dxa" w:w="80"/>
+              <w:right w:type="dxa" w:w="120"/>
+            </w:tcMar>
+          </w:tcPr>
+          <w:p>
+            <w:r>
+              <w:rPr>
+                <w:color w:val="1E293B"/>
+                <w:sz w:val="18"/>
+                <w:szCs w:val="18"/>
+              </w:rPr>
+              <w:t xml:space="preserve">Live; forced row-level security per workspace; Alembic migrations</w:t>
+            </w:r>
+          </w:p>
+        </w:tc>
+      </w:tr>
+      <w:tr>
+        <w:tc>
+          <w:tcPr>
+            <w:tcW w:type="dxa" w:w="2474"/>
+            <w:shd w:fill="F2F4F7" w:color="auto" w:val="clear"/>
+            <w:tcMar>
+              <w:top w:type="dxa" w:w="80"/>
+              <w:left w:type="dxa" w:w="120"/>
+              <w:bottom w:type="dxa" w:w="80"/>
+              <w:right w:type="dxa" w:w="120"/>
+            </w:tcMar>
+          </w:tcPr>
+          <w:p>
+            <w:r>
+              <w:rPr>
+                <w:color w:val="1E293B"/>
+                <w:sz w:val="18"/>
+                <w:szCs w:val="18"/>
+              </w:rPr>
+              <w:t xml:space="preserve">Model storage</w:t>
+            </w:r>
+          </w:p>
+        </w:tc>
+        <w:tc>
+          <w:tcPr>
+            <w:tcW w:type="dxa" w:w="2209"/>
+            <w:shd w:fill="F2F4F7" w:color="auto" w:val="clear"/>
+            <w:tcMar>
+              <w:top w:type="dxa" w:w="80"/>
+              <w:left w:type="dxa" w:w="120"/>
+              <w:bottom w:type="dxa" w:w="80"/>
+              <w:right w:type="dxa" w:w="120"/>
+            </w:tcMar>
+          </w:tcPr>
+          <w:p>
+            <w:r>
+              <w:rPr>
+                <w:color w:val="1E293B"/>
+                <w:sz w:val="18"/>
+                <w:szCs w:val="18"/>
+              </w:rPr>
+              <w:t xml:space="preserve">skops format, encrypted, on the volume</w:t>
+            </w:r>
+          </w:p>
+        </w:tc>
+        <w:tc>
+          <w:tcPr>
+            <w:tcW w:type="dxa" w:w="5037"/>
+            <w:shd w:fill="F2F4F7" w:color="auto" w:val="clear"/>
+            <w:tcMar>
+              <w:top w:type="dxa" w:w="80"/>
+              <w:left w:type="dxa" w:w="120"/>
+              <w:bottom w:type="dxa" w:w="80"/>
+              <w:right w:type="dxa" w:w="120"/>
+            </w:tcMar>
+          </w:tcPr>
+          <w:p>
+            <w:r>
+              <w:rPr>
+                <w:color w:val="1E293B"/>
+                <w:sz w:val="18"/>
+                <w:szCs w:val="18"/>
+              </w:rPr>
+              <w:t xml:space="preserve">No pickles: types are allow-listed before loading</w:t>
             </w:r>
           </w:p>
         </w:tc>
       </w:tr>
     </w:tbl>
+    <w:p>
+      <w:pPr>
+        <w:pStyle w:val="Heading2"/>
+        <w:spacing w:after="120" w:before="280"/>
+      </w:pPr>
+      <w:r>
+        <w:rPr>
+          <w:b/>
+          <w:bCs/>
+          <w:color w:val="176BFA"/>
+          <w:sz w:val="24"/>
+          <w:szCs w:val="24"/>
+        </w:rPr>
+        <w:t xml:space="preserve">8. CHANGE LOG</w:t>
+      </w:r>
+    </w:p>
+    <w:p>
+      <w:pPr>
+        <w:pStyle w:val="ListParagraph"/>
+        <w:numPr>
+          <w:ilvl w:val="0"/>
+          <w:numId w:val="2"/>
+        </w:numPr>
+        <w:spacing w:after="40" w:before="40"/>
+      </w:pPr>
+      <w:r>
+        <w:rPr>
+          <w:color w:val="1E293B"/>
+          <w:sz w:val="20"/>
+          <w:szCs w:val="20"/>
+        </w:rPr>
+        <w:t xml:space="preserve">14 Oct 2026 — Frontend is Vite + plain JavaScript with Chart.js (not React / Next.js / Recharts); data is in PostgreSQL (not in-memory).</w:t>
+      </w:r>
+    </w:p>
+    <w:p>
+      <w:pPr>
+        <w:pStyle w:val="ListParagraph"/>
+        <w:numPr>
+          <w:ilvl w:val="0"/>
+          <w:numId w:val="2"/>
+        </w:numPr>
+        <w:spacing w:after="40" w:before="40"/>
+      </w:pPr>
+      <w:r>
+        <w:rPr>
+          <w:color w:val="1E293B"/>
+          <w:sz w:val="20"/>
+          <w:szCs w:val="20"/>
+        </w:rPr>
+        <w:t xml:space="preserve">14 Oct 2026 — Endpoint paths, admin token flow (X-Admin-Token), environment variables and technology decisions corrected to match the deployed app.</w:t>
+      </w:r>
+    </w:p>
     <w:sectPr>
       <w:headerReference w:type="default" r:id="rId7"/>
       <w:footerReference w:type="default" r:id="rId8"/>
